--- a/public/anthropic/leif-taylor-resume-anthropic-2026-05.docx
+++ b/public/anthropic/leif-taylor-resume-anthropic-2026-05.docx
@@ -49,7 +49,7 @@
         </w:rPr>
         <w:t xml:space="preserve">Greater Boston Area  ·  </w:t>
       </w:r>
-      <w:hyperlink w:history="1" r:id="rIdezaxuooscexbkja0eh1ik">
+      <w:hyperlink w:history="1" r:id="rIdy7jclqagxipvgb6myhrnq">
         <w:r>
           <w:rPr>
             <w:rFonts w:ascii="Calibri" w:cs="Calibri" w:eastAsia="Calibri" w:hAnsi="Calibri"/>
@@ -70,7 +70,7 @@
         </w:rPr>
         <w:t xml:space="preserve">  ·  </w:t>
       </w:r>
-      <w:hyperlink w:history="1" r:id="rId8inxnowseshhciuibrulp">
+      <w:hyperlink w:history="1" r:id="rIdfnxzpx2ba9t-lxuhyqhwb">
         <w:r>
           <w:rPr>
             <w:rFonts w:ascii="Calibri" w:cs="Calibri" w:eastAsia="Calibri" w:hAnsi="Calibri"/>
@@ -91,7 +91,7 @@
         </w:rPr>
         <w:t xml:space="preserve">  ·  </w:t>
       </w:r>
-      <w:hyperlink w:history="1" r:id="rId_y-qhy1wepdrqpbaisfeh">
+      <w:hyperlink w:history="1" r:id="rIdredx7l4p39uz7mduq7ch8">
         <w:r>
           <w:rPr>
             <w:rFonts w:ascii="Calibri" w:cs="Calibri" w:eastAsia="Calibri" w:hAnsi="Calibri"/>
@@ -1281,7 +1281,7 @@
       <w:pPr>
         <w:spacing w:after="120"/>
       </w:pPr>
-      <w:hyperlink w:history="1" r:id="rIdrgqi6r7ojhzr0xuf5vdtw">
+      <w:hyperlink w:history="1" r:id="rId4rwnm0wckohu_kzp8lnwv">
         <w:r>
           <w:rPr>
             <w:rFonts w:ascii="Calibri" w:cs="Calibri" w:eastAsia="Calibri" w:hAnsi="Calibri"/>

--- a/public/anthropic/leif-taylor-resume-anthropic-2026-05.docx
+++ b/public/anthropic/leif-taylor-resume-anthropic-2026-05.docx
@@ -49,7 +49,7 @@
         </w:rPr>
         <w:t xml:space="preserve">Greater Boston Area  ·  </w:t>
       </w:r>
-      <w:hyperlink w:history="1" r:id="rIdy7jclqagxipvgb6myhrnq">
+      <w:hyperlink w:history="1" r:id="rIdyriyayb-bjavplvqveww0">
         <w:r>
           <w:rPr>
             <w:rFonts w:ascii="Calibri" w:cs="Calibri" w:eastAsia="Calibri" w:hAnsi="Calibri"/>
@@ -70,7 +70,7 @@
         </w:rPr>
         <w:t xml:space="preserve">  ·  </w:t>
       </w:r>
-      <w:hyperlink w:history="1" r:id="rIdfnxzpx2ba9t-lxuhyqhwb">
+      <w:hyperlink w:history="1" r:id="rIdb6u1z265r6dm54x5uy6qv">
         <w:r>
           <w:rPr>
             <w:rFonts w:ascii="Calibri" w:cs="Calibri" w:eastAsia="Calibri" w:hAnsi="Calibri"/>
@@ -91,7 +91,7 @@
         </w:rPr>
         <w:t xml:space="preserve">  ·  </w:t>
       </w:r>
-      <w:hyperlink w:history="1" r:id="rIdredx7l4p39uz7mduq7ch8">
+      <w:hyperlink w:history="1" r:id="rIducr98gthqcsfds9vcop1p">
         <w:r>
           <w:rPr>
             <w:rFonts w:ascii="Calibri" w:cs="Calibri" w:eastAsia="Calibri" w:hAnsi="Calibri"/>
@@ -1281,7 +1281,7 @@
       <w:pPr>
         <w:spacing w:after="120"/>
       </w:pPr>
-      <w:hyperlink w:history="1" r:id="rId4rwnm0wckohu_kzp8lnwv">
+      <w:hyperlink w:history="1" r:id="rIdn7cl1r7geuiqhoee9y8eh">
         <w:r>
           <w:rPr>
             <w:rFonts w:ascii="Calibri" w:cs="Calibri" w:eastAsia="Calibri" w:hAnsi="Calibri"/>

--- a/public/anthropic/leif-taylor-resume-anthropic-2026-05.docx
+++ b/public/anthropic/leif-taylor-resume-anthropic-2026-05.docx
@@ -49,7 +49,7 @@
         </w:rPr>
         <w:t xml:space="preserve">Greater Boston Area  ·  </w:t>
       </w:r>
-      <w:hyperlink w:history="1" r:id="rIdyriyayb-bjavplvqveww0">
+      <w:hyperlink w:history="1" r:id="rIdcdkq7o41kspufa7g3pt-r">
         <w:r>
           <w:rPr>
             <w:rFonts w:ascii="Calibri" w:cs="Calibri" w:eastAsia="Calibri" w:hAnsi="Calibri"/>
@@ -70,7 +70,7 @@
         </w:rPr>
         <w:t xml:space="preserve">  ·  </w:t>
       </w:r>
-      <w:hyperlink w:history="1" r:id="rIdb6u1z265r6dm54x5uy6qv">
+      <w:hyperlink w:history="1" r:id="rId0_do_t7qurrzq05ab7wdp">
         <w:r>
           <w:rPr>
             <w:rFonts w:ascii="Calibri" w:cs="Calibri" w:eastAsia="Calibri" w:hAnsi="Calibri"/>
@@ -91,7 +91,7 @@
         </w:rPr>
         <w:t xml:space="preserve">  ·  </w:t>
       </w:r>
-      <w:hyperlink w:history="1" r:id="rIducr98gthqcsfds9vcop1p">
+      <w:hyperlink w:history="1" r:id="rIdufjfeqjx3fzionvrieb9u">
         <w:r>
           <w:rPr>
             <w:rFonts w:ascii="Calibri" w:cs="Calibri" w:eastAsia="Calibri" w:hAnsi="Calibri"/>
@@ -1281,7 +1281,7 @@
       <w:pPr>
         <w:spacing w:after="120"/>
       </w:pPr>
-      <w:hyperlink w:history="1" r:id="rIdn7cl1r7geuiqhoee9y8eh">
+      <w:hyperlink w:history="1" r:id="rIdet-6ebybzvjpmkyckpev8">
         <w:r>
           <w:rPr>
             <w:rFonts w:ascii="Calibri" w:cs="Calibri" w:eastAsia="Calibri" w:hAnsi="Calibri"/>
@@ -1466,7 +1466,7 @@
           <w:sz w:val="20"/>
           <w:szCs w:val="20"/>
         </w:rPr>
-        <w:t xml:space="preserve">PostgreSQL · MySQL · SQL Server · Oracle · CockroachDB · Aurora · Vitess · MongoDB · Cosmos DB · DynamoDB · Redis · Snowflake · BigQuery · Databricks · Delta Lake · Apache Iceberg · TimescaleDB · InfluxDB · ClickHouse · Neo4j · Elasticsearch · Kafka · RabbitMQ · NATS · SQS / SNS · EventBridge · Azure Service Bus · Redis Streams · Temporal · Camunda / Zeebe · BullMQ · worker queues · sagas · outbox pattern · CQRS · event sourcing · CDC · Debezium · dbt · Airflow · Dagster · Spark · high-volume ingestion · multi-tenant schema design · sharding · replication</w:t>
+        <w:t xml:space="preserve">PostgreSQL · MySQL · SQL Server · Oracle · CockroachDB · Aurora · MongoDB · DynamoDB · Redis · Snowflake · BigQuery · Databricks · TimescaleDB · Elasticsearch · Kafka · RabbitMQ · SQS / SNS · EventBridge · Temporal · worker queues · sagas · outbox pattern · CQRS · event sourcing · CDC · dbt · Airflow · Spark · sharding · replication</w:t>
       </w:r>
     </w:p>
     <w:p>
@@ -1497,7 +1497,7 @@
           <w:sz w:val="20"/>
           <w:szCs w:val="20"/>
         </w:rPr>
-        <w:t xml:space="preserve">OpenTelemetry · Datadog · Prometheus · Grafana · Loki · Tempo · Jaeger · Honeycomb · New Relic · distributed tracing · structured logging · SLOs / SLIs · error budgets · incident command · postmortems · runbooks · on-call · DR · chaos testing · load testing · k6 · Locust · OWASP Top 10 · IAM · RBAC / ABAC · zero trust · mTLS · KMS · secrets management · audit logging · PII handling · SBOM · supply-chain security · SAST / DAST · Jest · Vitest · Pytest · JUnit · Playwright · Cypress · Robot Framework · Testcontainers · contract testing · AI-assisted test authorship · LLM regression evals · golden datasets</w:t>
+        <w:t xml:space="preserve">OpenTelemetry · Datadog · Prometheus · Grafana · distributed tracing · structured logging · SLOs / SLIs · error budgets · incident command · postmortems · runbooks · on-call · DR · load testing · k6 · OWASP Top 10 · IAM · RBAC / ABAC · zero trust · secrets management · audit logging · PII handling · supply-chain security · Jest · Vitest · Pytest · Playwright · AI-assisted test authorship · LLM regression evals · golden datasets</w:t>
       </w:r>
     </w:p>
     <w:sectPr>

--- a/public/anthropic/leif-taylor-resume-anthropic-2026-05.docx
+++ b/public/anthropic/leif-taylor-resume-anthropic-2026-05.docx
@@ -49,7 +49,7 @@
         </w:rPr>
         <w:t xml:space="preserve">Greater Boston Area  ·  </w:t>
       </w:r>
-      <w:hyperlink w:history="1" r:id="rIdcdkq7o41kspufa7g3pt-r">
+      <w:hyperlink w:history="1" r:id="rIdcpky2firahmunj1ttfccm">
         <w:r>
           <w:rPr>
             <w:rFonts w:ascii="Calibri" w:cs="Calibri" w:eastAsia="Calibri" w:hAnsi="Calibri"/>
@@ -70,7 +70,7 @@
         </w:rPr>
         <w:t xml:space="preserve">  ·  </w:t>
       </w:r>
-      <w:hyperlink w:history="1" r:id="rId0_do_t7qurrzq05ab7wdp">
+      <w:hyperlink w:history="1" r:id="rIdnznwzlqzf12gsiq_tiddp">
         <w:r>
           <w:rPr>
             <w:rFonts w:ascii="Calibri" w:cs="Calibri" w:eastAsia="Calibri" w:hAnsi="Calibri"/>
@@ -91,7 +91,7 @@
         </w:rPr>
         <w:t xml:space="preserve">  ·  </w:t>
       </w:r>
-      <w:hyperlink w:history="1" r:id="rIdufjfeqjx3fzionvrieb9u">
+      <w:hyperlink w:history="1" r:id="rIdjzd9ii6lm6i4wpy6zj76c">
         <w:r>
           <w:rPr>
             <w:rFonts w:ascii="Calibri" w:cs="Calibri" w:eastAsia="Calibri" w:hAnsi="Calibri"/>
@@ -1281,7 +1281,7 @@
       <w:pPr>
         <w:spacing w:after="120"/>
       </w:pPr>
-      <w:hyperlink w:history="1" r:id="rIdet-6ebybzvjpmkyckpev8">
+      <w:hyperlink w:history="1" r:id="rIdkjc4rjg3exj1tn8zgwweo">
         <w:r>
           <w:rPr>
             <w:rFonts w:ascii="Calibri" w:cs="Calibri" w:eastAsia="Calibri" w:hAnsi="Calibri"/>
